--- a/uci_models/Deep Learning Performance metrics on HAR with Wearable Sensor (Mobile) on UCI dataset .docx
+++ b/uci_models/Deep Learning Performance metrics on HAR with Wearable Sensor (Mobile) on UCI dataset .docx
@@ -843,7 +843,13 @@
               <w:cnfStyle w:val="000000100000" w:firstRow="0" w:lastRow="0" w:firstColumn="0" w:lastColumn="0" w:oddVBand="0" w:evenVBand="0" w:oddHBand="1" w:evenHBand="0" w:firstRowFirstColumn="0" w:firstRowLastColumn="0" w:lastRowFirstColumn="0" w:lastRowLastColumn="0"/>
             </w:pPr>
             <w:r>
-              <w:t>15.4460 MB</w:t>
+              <w:t>1.</w:t>
+            </w:r>
+            <w:r>
+              <w:t>1</w:t>
+            </w:r>
+            <w:r>
+              <w:t>460 MB</w:t>
             </w:r>
           </w:p>
         </w:tc>
@@ -875,13 +881,8 @@
               <w:cnfStyle w:val="000000000000" w:firstRow="0" w:lastRow="0" w:firstColumn="0" w:lastColumn="0" w:oddVBand="0" w:evenVBand="0" w:oddHBand="0" w:evenHBand="0" w:firstRowFirstColumn="0" w:firstRowLastColumn="0" w:lastRowFirstColumn="0" w:lastRowLastColumn="0"/>
             </w:pPr>
             <w:r>
-              <w:t xml:space="preserve">0.81 </w:t>
-            </w:r>
-            <w:proofErr w:type="spellStart"/>
-            <w:r>
-              <w:t>ms</w:t>
-            </w:r>
-            <w:proofErr w:type="spellEnd"/>
+              <w:t>0.81 ms</w:t>
+            </w:r>
           </w:p>
         </w:tc>
         <w:tc>
@@ -895,13 +896,8 @@
               <w:cnfStyle w:val="000000000000" w:firstRow="0" w:lastRow="0" w:firstColumn="0" w:lastColumn="0" w:oddVBand="0" w:evenVBand="0" w:oddHBand="0" w:evenHBand="0" w:firstRowFirstColumn="0" w:firstRowLastColumn="0" w:lastRowFirstColumn="0" w:lastRowLastColumn="0"/>
             </w:pPr>
             <w:r>
-              <w:t xml:space="preserve">1.48 </w:t>
-            </w:r>
-            <w:proofErr w:type="spellStart"/>
-            <w:r>
-              <w:t>ms</w:t>
-            </w:r>
-            <w:proofErr w:type="spellEnd"/>
+              <w:t>1.48 ms</w:t>
+            </w:r>
           </w:p>
         </w:tc>
         <w:tc>
@@ -915,13 +911,8 @@
               <w:cnfStyle w:val="000000000000" w:firstRow="0" w:lastRow="0" w:firstColumn="0" w:lastColumn="0" w:oddVBand="0" w:evenVBand="0" w:oddHBand="0" w:evenHBand="0" w:firstRowFirstColumn="0" w:firstRowLastColumn="0" w:lastRowFirstColumn="0" w:lastRowLastColumn="0"/>
             </w:pPr>
             <w:r>
-              <w:t xml:space="preserve">1.10 </w:t>
-            </w:r>
-            <w:proofErr w:type="spellStart"/>
-            <w:r>
-              <w:t>ms</w:t>
-            </w:r>
-            <w:proofErr w:type="spellEnd"/>
+              <w:t>1.10 ms</w:t>
+            </w:r>
           </w:p>
         </w:tc>
         <w:tc>
@@ -935,13 +926,8 @@
               <w:cnfStyle w:val="000000000000" w:firstRow="0" w:lastRow="0" w:firstColumn="0" w:lastColumn="0" w:oddVBand="0" w:evenVBand="0" w:oddHBand="0" w:evenHBand="0" w:firstRowFirstColumn="0" w:firstRowLastColumn="0" w:lastRowFirstColumn="0" w:lastRowLastColumn="0"/>
             </w:pPr>
             <w:r>
-              <w:t xml:space="preserve">2.10 </w:t>
-            </w:r>
-            <w:proofErr w:type="spellStart"/>
-            <w:r>
-              <w:t>ms</w:t>
-            </w:r>
-            <w:proofErr w:type="spellEnd"/>
+              <w:t>2.10 ms</w:t>
+            </w:r>
           </w:p>
         </w:tc>
       </w:tr>
@@ -975,13 +961,8 @@
               <w:cnfStyle w:val="000000100000" w:firstRow="0" w:lastRow="0" w:firstColumn="0" w:lastColumn="0" w:oddVBand="0" w:evenVBand="0" w:oddHBand="1" w:evenHBand="0" w:firstRowFirstColumn="0" w:firstRowLastColumn="0" w:lastRowFirstColumn="0" w:lastRowLastColumn="0"/>
             </w:pPr>
             <w:r>
-              <w:t xml:space="preserve">0.0126 </w:t>
-            </w:r>
-            <w:proofErr w:type="spellStart"/>
-            <w:r>
-              <w:t>ms</w:t>
-            </w:r>
-            <w:proofErr w:type="spellEnd"/>
+              <w:t>0.0126 ms</w:t>
+            </w:r>
           </w:p>
         </w:tc>
         <w:tc>
@@ -995,13 +976,8 @@
               <w:cnfStyle w:val="000000100000" w:firstRow="0" w:lastRow="0" w:firstColumn="0" w:lastColumn="0" w:oddVBand="0" w:evenVBand="0" w:oddHBand="1" w:evenHBand="0" w:firstRowFirstColumn="0" w:firstRowLastColumn="0" w:lastRowFirstColumn="0" w:lastRowLastColumn="0"/>
             </w:pPr>
             <w:r>
-              <w:t xml:space="preserve">0.0231 </w:t>
-            </w:r>
-            <w:proofErr w:type="spellStart"/>
-            <w:r>
-              <w:t>ms</w:t>
-            </w:r>
-            <w:proofErr w:type="spellEnd"/>
+              <w:t>0.0231 ms</w:t>
+            </w:r>
           </w:p>
         </w:tc>
         <w:tc>
@@ -1015,13 +991,8 @@
               <w:cnfStyle w:val="000000100000" w:firstRow="0" w:lastRow="0" w:firstColumn="0" w:lastColumn="0" w:oddVBand="0" w:evenVBand="0" w:oddHBand="1" w:evenHBand="0" w:firstRowFirstColumn="0" w:firstRowLastColumn="0" w:lastRowFirstColumn="0" w:lastRowLastColumn="0"/>
             </w:pPr>
             <w:r>
-              <w:t xml:space="preserve">0.0086 </w:t>
-            </w:r>
-            <w:proofErr w:type="spellStart"/>
-            <w:r>
-              <w:t>ms</w:t>
-            </w:r>
-            <w:proofErr w:type="spellEnd"/>
+              <w:t>0.0086 ms</w:t>
+            </w:r>
           </w:p>
         </w:tc>
         <w:tc>
@@ -1035,13 +1006,8 @@
               <w:cnfStyle w:val="000000100000" w:firstRow="0" w:lastRow="0" w:firstColumn="0" w:lastColumn="0" w:oddVBand="0" w:evenVBand="0" w:oddHBand="1" w:evenHBand="0" w:firstRowFirstColumn="0" w:firstRowLastColumn="0" w:lastRowFirstColumn="0" w:lastRowLastColumn="0"/>
             </w:pPr>
             <w:r>
-              <w:t xml:space="preserve">0.0328 </w:t>
-            </w:r>
-            <w:proofErr w:type="spellStart"/>
-            <w:r>
-              <w:t>ms</w:t>
-            </w:r>
-            <w:proofErr w:type="spellEnd"/>
+              <w:t>0.0328 ms</w:t>
+            </w:r>
           </w:p>
         </w:tc>
       </w:tr>
@@ -1323,7 +1289,6 @@
                 <w:bCs/>
               </w:rPr>
             </w:pPr>
-            <w:proofErr w:type="spellStart"/>
             <w:r>
               <w:rPr>
                 <w:b/>
@@ -1331,7 +1296,6 @@
               </w:rPr>
               <w:t>BiLSTM</w:t>
             </w:r>
-            <w:proofErr w:type="spellEnd"/>
           </w:p>
         </w:tc>
       </w:tr>
@@ -1475,17 +1439,8 @@
                 <w:b/>
                 <w:bCs/>
               </w:rPr>
-              <w:t>GRS-</w:t>
-            </w:r>
-            <w:proofErr w:type="spellStart"/>
-            <w:r>
-              <w:rPr>
-                <w:b/>
-                <w:bCs/>
-              </w:rPr>
-              <w:t>BiLSTM</w:t>
-            </w:r>
-            <w:proofErr w:type="spellEnd"/>
+              <w:t>GRS-BiLSTM</w:t>
+            </w:r>
           </w:p>
         </w:tc>
         <w:tc>
@@ -1505,17 +1460,8 @@
                 <w:b/>
                 <w:bCs/>
               </w:rPr>
-              <w:t>MS-GRS-</w:t>
-            </w:r>
-            <w:proofErr w:type="spellStart"/>
-            <w:r>
-              <w:rPr>
-                <w:b/>
-                <w:bCs/>
-              </w:rPr>
-              <w:t>BiLSTM</w:t>
-            </w:r>
-            <w:proofErr w:type="spellEnd"/>
+              <w:t>MS-GRS-BiLSTM</w:t>
+            </w:r>
           </w:p>
         </w:tc>
       </w:tr>
@@ -1719,7 +1665,6 @@
                 <w:bCs/>
               </w:rPr>
             </w:pPr>
-            <w:proofErr w:type="spellStart"/>
             <w:r>
               <w:rPr>
                 <w:b/>
@@ -1727,7 +1672,6 @@
               </w:rPr>
               <w:t>BiLSTM</w:t>
             </w:r>
-            <w:proofErr w:type="spellEnd"/>
           </w:p>
         </w:tc>
       </w:tr>
@@ -1871,17 +1815,8 @@
                 <w:b/>
                 <w:bCs/>
               </w:rPr>
-              <w:t>GRS-</w:t>
-            </w:r>
-            <w:proofErr w:type="spellStart"/>
-            <w:r>
-              <w:rPr>
-                <w:b/>
-                <w:bCs/>
-              </w:rPr>
-              <w:t>BiLSTM</w:t>
-            </w:r>
-            <w:proofErr w:type="spellEnd"/>
+              <w:t>GRS-BiLSTM</w:t>
+            </w:r>
           </w:p>
         </w:tc>
         <w:tc>
@@ -1901,17 +1836,8 @@
                 <w:b/>
                 <w:bCs/>
               </w:rPr>
-              <w:t>MS-GRS-</w:t>
-            </w:r>
-            <w:proofErr w:type="spellStart"/>
-            <w:r>
-              <w:rPr>
-                <w:b/>
-                <w:bCs/>
-              </w:rPr>
-              <w:t>BiLSTM</w:t>
-            </w:r>
-            <w:proofErr w:type="spellEnd"/>
+              <w:t>MS-GRS-BiLSTM</w:t>
+            </w:r>
           </w:p>
         </w:tc>
       </w:tr>
